--- a/PM-04/pm04-final-project/evidence/JavaScriptValidation.docx
+++ b/PM-04/pm04-final-project/evidence/JavaScriptValidation.docx
@@ -37,6 +37,62 @@
                     <a:xfrm>
                       <a:off x="0" y="0"/>
                       <a:ext cx="5731510" cy="2735580"/>
+                    </a:xfrm>
+                    <a:prstGeom prst="rect">
+                      <a:avLst/>
+                    </a:prstGeom>
+                  </pic:spPr>
+                </pic:pic>
+              </a:graphicData>
+            </a:graphic>
+          </wp:inline>
+        </w:drawing>
+      </w:r>
+    </w:p>
+    <w:p/>
+    <w:p>
+      <w:r>
+        <w:t xml:space="preserve">Added function logic to stop a page refreshing after submit button is pressed, and added variables to my JS to allow to capture data into an array and set </w:t>
+      </w:r>
+      <w:proofErr w:type="spellStart"/>
+      <w:r>
+        <w:t>const</w:t>
+      </w:r>
+      <w:proofErr w:type="spellEnd"/>
+      <w:r>
+        <w:t xml:space="preserve"> variables</w:t>
+      </w:r>
+    </w:p>
+    <w:p>
+      <w:r>
+        <w:rPr>
+          <w:noProof/>
+        </w:rPr>
+        <w:drawing>
+          <wp:inline distT="0" distB="0" distL="0" distR="0" wp14:anchorId="1090E331" wp14:editId="0C7A9B80">
+            <wp:extent cx="5731510" cy="2522855"/>
+            <wp:effectExtent l="0" t="0" r="2540" b="0"/>
+            <wp:docPr id="1026762232" name="Picture 1"/>
+            <wp:cNvGraphicFramePr>
+              <a:graphicFrameLocks xmlns:a="http://schemas.openxmlformats.org/drawingml/2006/main" noChangeAspect="1"/>
+            </wp:cNvGraphicFramePr>
+            <a:graphic xmlns:a="http://schemas.openxmlformats.org/drawingml/2006/main">
+              <a:graphicData uri="http://schemas.openxmlformats.org/drawingml/2006/picture">
+                <pic:pic xmlns:pic="http://schemas.openxmlformats.org/drawingml/2006/picture">
+                  <pic:nvPicPr>
+                    <pic:cNvPr id="1026762232" name=""/>
+                    <pic:cNvPicPr/>
+                  </pic:nvPicPr>
+                  <pic:blipFill>
+                    <a:blip r:embed="rId5"/>
+                    <a:stretch>
+                      <a:fillRect/>
+                    </a:stretch>
+                  </pic:blipFill>
+                  <pic:spPr>
+                    <a:xfrm>
+                      <a:off x="0" y="0"/>
+                      <a:ext cx="5731510" cy="2522855"/>
                     </a:xfrm>
                     <a:prstGeom prst="rect">
                       <a:avLst/>

--- a/PM-04/pm04-final-project/evidence/JavaScriptValidation.docx
+++ b/PM-04/pm04-final-project/evidence/JavaScriptValidation.docx
@@ -28,7 +28,7 @@
                     <pic:cNvPicPr/>
                   </pic:nvPicPr>
                   <pic:blipFill>
-                    <a:blip r:embed="rId4"/>
+                    <a:blip r:embed="rId5"/>
                     <a:stretch>
                       <a:fillRect/>
                     </a:stretch>
@@ -84,7 +84,7 @@
                     <pic:cNvPicPr/>
                   </pic:nvPicPr>
                   <pic:blipFill>
-                    <a:blip r:embed="rId5"/>
+                    <a:blip r:embed="rId6"/>
                     <a:stretch>
                       <a:fillRect/>
                     </a:stretch>
@@ -105,6 +105,191 @@
         </w:drawing>
       </w:r>
     </w:p>
+    <w:p>
+      <w:r>
+        <w:t>Updated the HTML and added functions to the JS to return the output of user input:</w:t>
+      </w:r>
+    </w:p>
+    <w:p>
+      <w:pPr>
+        <w:pStyle w:val="ListParagraph"/>
+        <w:numPr>
+          <w:ilvl w:val="0"/>
+          <w:numId w:val="1"/>
+        </w:numPr>
+      </w:pPr>
+      <w:r>
+        <w:t>Page loads and additional div showing as expected</w:t>
+      </w:r>
+    </w:p>
+    <w:p>
+      <w:pPr>
+        <w:pStyle w:val="ListParagraph"/>
+      </w:pPr>
+      <w:r>
+        <w:rPr>
+          <w:noProof/>
+        </w:rPr>
+        <w:lastRenderedPageBreak/>
+        <w:drawing>
+          <wp:inline distT="0" distB="0" distL="0" distR="0" wp14:anchorId="7741AACF" wp14:editId="06D1F890">
+            <wp:extent cx="5731510" cy="3166745"/>
+            <wp:effectExtent l="0" t="0" r="2540" b="0"/>
+            <wp:docPr id="1950546328" name="Picture 1"/>
+            <wp:cNvGraphicFramePr>
+              <a:graphicFrameLocks xmlns:a="http://schemas.openxmlformats.org/drawingml/2006/main" noChangeAspect="1"/>
+            </wp:cNvGraphicFramePr>
+            <a:graphic xmlns:a="http://schemas.openxmlformats.org/drawingml/2006/main">
+              <a:graphicData uri="http://schemas.openxmlformats.org/drawingml/2006/picture">
+                <pic:pic xmlns:pic="http://schemas.openxmlformats.org/drawingml/2006/picture">
+                  <pic:nvPicPr>
+                    <pic:cNvPr id="1950546328" name=""/>
+                    <pic:cNvPicPr/>
+                  </pic:nvPicPr>
+                  <pic:blipFill>
+                    <a:blip r:embed="rId7"/>
+                    <a:stretch>
+                      <a:fillRect/>
+                    </a:stretch>
+                  </pic:blipFill>
+                  <pic:spPr>
+                    <a:xfrm>
+                      <a:off x="0" y="0"/>
+                      <a:ext cx="5731510" cy="3166745"/>
+                    </a:xfrm>
+                    <a:prstGeom prst="rect">
+                      <a:avLst/>
+                    </a:prstGeom>
+                  </pic:spPr>
+                </pic:pic>
+              </a:graphicData>
+            </a:graphic>
+          </wp:inline>
+        </w:drawing>
+      </w:r>
+    </w:p>
+    <w:p>
+      <w:pPr>
+        <w:pStyle w:val="ListParagraph"/>
+      </w:pPr>
+    </w:p>
+    <w:p>
+      <w:pPr>
+        <w:pStyle w:val="ListParagraph"/>
+        <w:numPr>
+          <w:ilvl w:val="0"/>
+          <w:numId w:val="1"/>
+        </w:numPr>
+      </w:pPr>
+      <w:r>
+        <w:t>User entered details and clicks on the submit button, alert pops up and console log shows the submit button clicked</w:t>
+      </w:r>
+    </w:p>
+    <w:p>
+      <w:r>
+        <w:rPr>
+          <w:noProof/>
+        </w:rPr>
+        <w:drawing>
+          <wp:inline distT="0" distB="0" distL="0" distR="0" wp14:anchorId="333C78C3" wp14:editId="43292B7A">
+            <wp:extent cx="5731510" cy="3202305"/>
+            <wp:effectExtent l="0" t="0" r="2540" b="0"/>
+            <wp:docPr id="1421637037" name="Picture 1"/>
+            <wp:cNvGraphicFramePr>
+              <a:graphicFrameLocks xmlns:a="http://schemas.openxmlformats.org/drawingml/2006/main" noChangeAspect="1"/>
+            </wp:cNvGraphicFramePr>
+            <a:graphic xmlns:a="http://schemas.openxmlformats.org/drawingml/2006/main">
+              <a:graphicData uri="http://schemas.openxmlformats.org/drawingml/2006/picture">
+                <pic:pic xmlns:pic="http://schemas.openxmlformats.org/drawingml/2006/picture">
+                  <pic:nvPicPr>
+                    <pic:cNvPr id="1421637037" name=""/>
+                    <pic:cNvPicPr/>
+                  </pic:nvPicPr>
+                  <pic:blipFill>
+                    <a:blip r:embed="rId8"/>
+                    <a:stretch>
+                      <a:fillRect/>
+                    </a:stretch>
+                  </pic:blipFill>
+                  <pic:spPr>
+                    <a:xfrm>
+                      <a:off x="0" y="0"/>
+                      <a:ext cx="5731510" cy="3202305"/>
+                    </a:xfrm>
+                    <a:prstGeom prst="rect">
+                      <a:avLst/>
+                    </a:prstGeom>
+                  </pic:spPr>
+                </pic:pic>
+              </a:graphicData>
+            </a:graphic>
+          </wp:inline>
+        </w:drawing>
+      </w:r>
+    </w:p>
+    <w:p>
+      <w:pPr>
+        <w:pStyle w:val="ListParagraph"/>
+        <w:numPr>
+          <w:ilvl w:val="0"/>
+          <w:numId w:val="1"/>
+        </w:numPr>
+      </w:pPr>
+      <w:r>
+        <w:t xml:space="preserve">After clicking the OK button, the Request output shows however I have </w:t>
+      </w:r>
+      <w:proofErr w:type="gramStart"/>
+      <w:r>
+        <w:t>a</w:t>
+      </w:r>
+      <w:proofErr w:type="gramEnd"/>
+      <w:r>
+        <w:t xml:space="preserve"> undefined error coming from my JS in my console log</w:t>
+      </w:r>
+    </w:p>
+    <w:p>
+      <w:r>
+        <w:rPr>
+          <w:noProof/>
+        </w:rPr>
+        <w:lastRenderedPageBreak/>
+        <w:drawing>
+          <wp:inline distT="0" distB="0" distL="0" distR="0" wp14:anchorId="71011201" wp14:editId="03E0BFFB">
+            <wp:extent cx="5731510" cy="3496945"/>
+            <wp:effectExtent l="0" t="0" r="2540" b="8255"/>
+            <wp:docPr id="1309888278" name="Picture 1"/>
+            <wp:cNvGraphicFramePr>
+              <a:graphicFrameLocks xmlns:a="http://schemas.openxmlformats.org/drawingml/2006/main" noChangeAspect="1"/>
+            </wp:cNvGraphicFramePr>
+            <a:graphic xmlns:a="http://schemas.openxmlformats.org/drawingml/2006/main">
+              <a:graphicData uri="http://schemas.openxmlformats.org/drawingml/2006/picture">
+                <pic:pic xmlns:pic="http://schemas.openxmlformats.org/drawingml/2006/picture">
+                  <pic:nvPicPr>
+                    <pic:cNvPr id="1309888278" name=""/>
+                    <pic:cNvPicPr/>
+                  </pic:nvPicPr>
+                  <pic:blipFill>
+                    <a:blip r:embed="rId9"/>
+                    <a:stretch>
+                      <a:fillRect/>
+                    </a:stretch>
+                  </pic:blipFill>
+                  <pic:spPr>
+                    <a:xfrm>
+                      <a:off x="0" y="0"/>
+                      <a:ext cx="5731510" cy="3496945"/>
+                    </a:xfrm>
+                    <a:prstGeom prst="rect">
+                      <a:avLst/>
+                    </a:prstGeom>
+                  </pic:spPr>
+                </pic:pic>
+              </a:graphicData>
+            </a:graphic>
+          </wp:inline>
+        </w:drawing>
+      </w:r>
+    </w:p>
     <w:sectPr>
       <w:pgSz w:w="11906" w:h="16838"/>
       <w:pgMar w:top="1440" w:right="1440" w:bottom="1440" w:left="1440" w:header="708" w:footer="708" w:gutter="0"/>
@@ -113,6 +298,103 @@
     </w:sectPr>
   </w:body>
 </w:document>
+</file>
+
+<file path=word/numbering.xml><?xml version="1.0" encoding="utf-8"?>
+<w:numbering xmlns:wpc="http://schemas.microsoft.com/office/word/2010/wordprocessingCanvas" xmlns:cx="http://schemas.microsoft.com/office/drawing/2014/chartex" xmlns:cx1="http://schemas.microsoft.com/office/drawing/2015/9/8/chartex" xmlns:cx2="http://schemas.microsoft.com/office/drawing/2015/10/21/chartex" xmlns:cx3="http://schemas.microsoft.com/office/drawing/2016/5/9/chartex" xmlns:cx4="http://schemas.microsoft.com/office/drawing/2016/5/10/chartex" xmlns:cx5="http://schemas.microsoft.com/office/drawing/2016/5/11/chartex" xmlns:cx6="http://schemas.microsoft.com/office/drawing/2016/5/12/chartex" xmlns:cx7="http://schemas.microsoft.com/office/drawing/2016/5/13/chartex" xmlns:cx8="http://schemas.microsoft.com/office/drawing/2016/5/14/chartex" xmlns:mc="http://schemas.openxmlformats.org/markup-compatibility/2006" xmlns:aink="http://schemas.microsoft.com/office/drawing/2016/ink" xmlns:am3d="http://schemas.microsoft.com/office/drawing/2017/model3d" xmlns:o="urn:schemas-microsoft-com:office:office" xmlns:oel="http://schemas.microsoft.com/office/2019/extlst" xmlns:r="http://schemas.openxmlformats.org/officeDocument/2006/relationships" xmlns:m="http://schemas.openxmlformats.org/officeDocument/2006/math" xmlns:v="urn:schemas-microsoft-com:vml" xmlns:wp14="http://schemas.microsoft.com/office/word/2010/wordprocessingDrawing" xmlns:wp="http://schemas.openxmlformats.org/drawingml/2006/wordprocessingDrawing" xmlns:w10="urn:schemas-microsoft-com:office:word" xmlns:w="http://schemas.openxmlformats.org/wordprocessingml/2006/main" xmlns:w14="http://schemas.microsoft.com/office/word/2010/wordml" xmlns:w15="http://schemas.microsoft.com/office/word/2012/wordml" xmlns:w16cex="http://schemas.microsoft.com/office/word/2018/wordml/cex" xmlns:w16cid="http://schemas.microsoft.com/office/word/2016/wordml/cid" xmlns:w16="http://schemas.microsoft.com/office/word/2018/wordml" xmlns:w16du="http://schemas.microsoft.com/office/word/2023/wordml/word16du" xmlns:w16sdtdh="http://schemas.microsoft.com/office/word/2020/wordml/sdtdatahash" xmlns:w16sdtfl="http://schemas.microsoft.com/office/word/2024/wordml/sdtformatlock" xmlns:w16se="http://schemas.microsoft.com/office/word/2015/wordml/symex" xmlns:wpg="http://schemas.microsoft.com/office/word/2010/wordprocessingGroup" xmlns:wpi="http://schemas.microsoft.com/office/word/2010/wordprocessingInk" xmlns:wne="http://schemas.microsoft.com/office/word/2006/wordml" xmlns:wps="http://schemas.microsoft.com/office/word/2010/wordprocessingShape" mc:Ignorable="w14 w15 w16se w16cid w16 w16cex w16sdtdh w16sdtfl w16du wp14">
+  <w:abstractNum w:abstractNumId="0" w15:restartNumberingAfterBreak="0">
+    <w:nsid w:val="66D43331"/>
+    <w:multiLevelType w:val="hybridMultilevel"/>
+    <w:tmpl w:val="E96C6DFE"/>
+    <w:lvl w:ilvl="0" w:tplc="1C09000F">
+      <w:start w:val="1"/>
+      <w:numFmt w:val="decimal"/>
+      <w:lvlText w:val="%1."/>
+      <w:lvlJc w:val="left"/>
+      <w:pPr>
+        <w:ind w:left="720" w:hanging="360"/>
+      </w:pPr>
+      <w:rPr>
+        <w:rFonts w:hint="default"/>
+      </w:rPr>
+    </w:lvl>
+    <w:lvl w:ilvl="1" w:tplc="1C090019" w:tentative="1">
+      <w:start w:val="1"/>
+      <w:numFmt w:val="lowerLetter"/>
+      <w:lvlText w:val="%2."/>
+      <w:lvlJc w:val="left"/>
+      <w:pPr>
+        <w:ind w:left="1440" w:hanging="360"/>
+      </w:pPr>
+    </w:lvl>
+    <w:lvl w:ilvl="2" w:tplc="1C09001B" w:tentative="1">
+      <w:start w:val="1"/>
+      <w:numFmt w:val="lowerRoman"/>
+      <w:lvlText w:val="%3."/>
+      <w:lvlJc w:val="right"/>
+      <w:pPr>
+        <w:ind w:left="2160" w:hanging="180"/>
+      </w:pPr>
+    </w:lvl>
+    <w:lvl w:ilvl="3" w:tplc="1C09000F" w:tentative="1">
+      <w:start w:val="1"/>
+      <w:numFmt w:val="decimal"/>
+      <w:lvlText w:val="%4."/>
+      <w:lvlJc w:val="left"/>
+      <w:pPr>
+        <w:ind w:left="2880" w:hanging="360"/>
+      </w:pPr>
+    </w:lvl>
+    <w:lvl w:ilvl="4" w:tplc="1C090019" w:tentative="1">
+      <w:start w:val="1"/>
+      <w:numFmt w:val="lowerLetter"/>
+      <w:lvlText w:val="%5."/>
+      <w:lvlJc w:val="left"/>
+      <w:pPr>
+        <w:ind w:left="3600" w:hanging="360"/>
+      </w:pPr>
+    </w:lvl>
+    <w:lvl w:ilvl="5" w:tplc="1C09001B" w:tentative="1">
+      <w:start w:val="1"/>
+      <w:numFmt w:val="lowerRoman"/>
+      <w:lvlText w:val="%6."/>
+      <w:lvlJc w:val="right"/>
+      <w:pPr>
+        <w:ind w:left="4320" w:hanging="180"/>
+      </w:pPr>
+    </w:lvl>
+    <w:lvl w:ilvl="6" w:tplc="1C09000F" w:tentative="1">
+      <w:start w:val="1"/>
+      <w:numFmt w:val="decimal"/>
+      <w:lvlText w:val="%7."/>
+      <w:lvlJc w:val="left"/>
+      <w:pPr>
+        <w:ind w:left="5040" w:hanging="360"/>
+      </w:pPr>
+    </w:lvl>
+    <w:lvl w:ilvl="7" w:tplc="1C090019" w:tentative="1">
+      <w:start w:val="1"/>
+      <w:numFmt w:val="lowerLetter"/>
+      <w:lvlText w:val="%8."/>
+      <w:lvlJc w:val="left"/>
+      <w:pPr>
+        <w:ind w:left="5760" w:hanging="360"/>
+      </w:pPr>
+    </w:lvl>
+    <w:lvl w:ilvl="8" w:tplc="1C09001B" w:tentative="1">
+      <w:start w:val="1"/>
+      <w:numFmt w:val="lowerRoman"/>
+      <w:lvlText w:val="%9."/>
+      <w:lvlJc w:val="right"/>
+      <w:pPr>
+        <w:ind w:left="6480" w:hanging="180"/>
+      </w:pPr>
+    </w:lvl>
+  </w:abstractNum>
+  <w:num w:numId="1" w16cid:durableId="1504978265">
+    <w:abstractNumId w:val="0"/>
+  </w:num>
+</w:numbering>
 </file>
 
 <file path=word/styles.xml><?xml version="1.0" encoding="utf-8"?>

--- a/PM-04/pm04-final-project/evidence/JavaScriptValidation.docx
+++ b/PM-04/pm04-final-project/evidence/JavaScriptValidation.docx
@@ -1,6 +1,6 @@
 
 <file path=word/document.xml><?xml version="1.0" encoding="utf-8"?>
-<w:document xmlns:wpc="http://schemas.microsoft.com/office/word/2010/wordprocessingCanvas" xmlns:cx="http://schemas.microsoft.com/office/drawing/2014/chartex" xmlns:cx1="http://schemas.microsoft.com/office/drawing/2015/9/8/chartex" xmlns:cx2="http://schemas.microsoft.com/office/drawing/2015/10/21/chartex" xmlns:cx3="http://schemas.microsoft.com/office/drawing/2016/5/9/chartex" xmlns:cx4="http://schemas.microsoft.com/office/drawing/2016/5/10/chartex" xmlns:cx5="http://schemas.microsoft.com/office/drawing/2016/5/11/chartex" xmlns:cx6="http://schemas.microsoft.com/office/drawing/2016/5/12/chartex" xmlns:cx7="http://schemas.microsoft.com/office/drawing/2016/5/13/chartex" xmlns:cx8="http://schemas.microsoft.com/office/drawing/2016/5/14/chartex" xmlns:mc="http://schemas.openxmlformats.org/markup-compatibility/2006" xmlns:aink="http://schemas.microsoft.com/office/drawing/2016/ink" xmlns:am3d="http://schemas.microsoft.com/office/drawing/2017/model3d" xmlns:o="urn:schemas-microsoft-com:office:office" xmlns:oel="http://schemas.microsoft.com/office/2019/extlst" xmlns:r="http://schemas.openxmlformats.org/officeDocument/2006/relationships" xmlns:m="http://schemas.openxmlformats.org/officeDocument/2006/math" xmlns:v="urn:schemas-microsoft-com:vml" xmlns:wp14="http://schemas.microsoft.com/office/word/2010/wordprocessingDrawing" xmlns:wp="http://schemas.openxmlformats.org/drawingml/2006/wordprocessingDrawing" xmlns:w10="urn:schemas-microsoft-com:office:word" xmlns:w="http://schemas.openxmlformats.org/wordprocessingml/2006/main" xmlns:w14="http://schemas.microsoft.com/office/word/2010/wordml" xmlns:w15="http://schemas.microsoft.com/office/word/2012/wordml" xmlns:w16cex="http://schemas.microsoft.com/office/word/2018/wordml/cex" xmlns:w16cid="http://schemas.microsoft.com/office/word/2016/wordml/cid" xmlns:w16="http://schemas.microsoft.com/office/word/2018/wordml" xmlns:w16du="http://schemas.microsoft.com/office/word/2023/wordml/word16du" xmlns:w16sdtdh="http://schemas.microsoft.com/office/word/2020/wordml/sdtdatahash" xmlns:w16sdtfl="http://schemas.microsoft.com/office/word/2024/wordml/sdtformatlock" xmlns:w16se="http://schemas.microsoft.com/office/word/2015/wordml/symex" xmlns:wpg="http://schemas.microsoft.com/office/word/2010/wordprocessingGroup" xmlns:wpi="http://schemas.microsoft.com/office/word/2010/wordprocessingInk" xmlns:wne="http://schemas.microsoft.com/office/word/2006/wordml" xmlns:wps="http://schemas.microsoft.com/office/word/2010/wordprocessingShape" mc:Ignorable="w14 w15 w16se w16cid w16 w16cex w16sdtdh w16sdtfl w16du wp14">
+<w:document xmlns:wpc="http://schemas.microsoft.com/office/word/2010/wordprocessingCanvas" xmlns:cx="http://schemas.microsoft.com/office/drawing/2014/chartex" xmlns:cx1="http://schemas.microsoft.com/office/drawing/2015/9/8/chartex" xmlns:cx2="http://schemas.microsoft.com/office/drawing/2015/10/21/chartex" xmlns:cx3="http://schemas.microsoft.com/office/drawing/2016/5/9/chartex" xmlns:cx4="http://schemas.microsoft.com/office/drawing/2016/5/10/chartex" xmlns:cx5="http://schemas.microsoft.com/office/drawing/2016/5/11/chartex" xmlns:cx6="http://schemas.microsoft.com/office/drawing/2016/5/12/chartex" xmlns:cx7="http://schemas.microsoft.com/office/drawing/2016/5/13/chartex" xmlns:cx8="http://schemas.microsoft.com/office/drawing/2016/5/14/chartex" xmlns:mc="http://schemas.openxmlformats.org/markup-compatibility/2006" xmlns:aink="http://schemas.microsoft.com/office/drawing/2016/ink" xmlns:am3d="http://schemas.microsoft.com/office/drawing/2017/model3d" xmlns:o="urn:schemas-microsoft-com:office:office" xmlns:oel="http://schemas.microsoft.com/office/2019/extlst" xmlns:r="http://schemas.openxmlformats.org/officeDocument/2006/relationships" xmlns:m="http://schemas.openxmlformats.org/officeDocument/2006/math" xmlns:v="urn:schemas-microsoft-com:vml" xmlns:wp14="http://schemas.microsoft.com/office/word/2010/wordprocessingDrawing" xmlns:wp="http://schemas.openxmlformats.org/drawingml/2006/wordprocessingDrawing" xmlns:w10="urn:schemas-microsoft-com:office:word" xmlns:w="http://schemas.openxmlformats.org/wordprocessingml/2006/main" xmlns:w14="http://schemas.microsoft.com/office/word/2010/wordml" xmlns:w15="http://schemas.microsoft.com/office/word/2012/wordml" xmlns:w16cei="http://schemas.microsoft.com/office/word/2026/wordml/cei" xmlns:w16cex="http://schemas.microsoft.com/office/word/2018/wordml/cex" xmlns:w16cid="http://schemas.microsoft.com/office/word/2016/wordml/cid" xmlns:w16="http://schemas.microsoft.com/office/word/2018/wordml" xmlns:w16du="http://schemas.microsoft.com/office/word/2023/wordml/word16du" xmlns:w16sdtdh="http://schemas.microsoft.com/office/word/2020/wordml/sdtdatahash" xmlns:w16sdtfl="http://schemas.microsoft.com/office/word/2024/wordml/sdtformatlock" xmlns:w16se="http://schemas.microsoft.com/office/word/2015/wordml/symex" xmlns:wpg="http://schemas.microsoft.com/office/word/2010/wordprocessingGroup" xmlns:wpi="http://schemas.microsoft.com/office/word/2010/wordprocessingInk" xmlns:wne="http://schemas.microsoft.com/office/word/2006/wordml" xmlns:wps="http://schemas.microsoft.com/office/word/2010/wordprocessingShape" mc:Ignorable="w14 w15 w16se w16cid w16 w16cex w16sdtdh w16sdtfl w16du wp14">
   <w:body>
     <w:p>
       <w:r>
@@ -290,6 +290,256 @@
         </w:drawing>
       </w:r>
     </w:p>
+    <w:p>
+      <w:r>
+        <w:t>Resolved the above error by correcting the request variable in JS</w:t>
+      </w:r>
+    </w:p>
+    <w:p>
+      <w:r>
+        <w:rPr>
+          <w:noProof/>
+        </w:rPr>
+        <w:drawing>
+          <wp:inline distT="0" distB="0" distL="0" distR="0" wp14:anchorId="702371FF" wp14:editId="28511E07">
+            <wp:extent cx="5731510" cy="1760855"/>
+            <wp:effectExtent l="0" t="0" r="2540" b="0"/>
+            <wp:docPr id="575035661" name="Picture 1"/>
+            <wp:cNvGraphicFramePr>
+              <a:graphicFrameLocks xmlns:a="http://schemas.openxmlformats.org/drawingml/2006/main" noChangeAspect="1"/>
+            </wp:cNvGraphicFramePr>
+            <a:graphic xmlns:a="http://schemas.openxmlformats.org/drawingml/2006/main">
+              <a:graphicData uri="http://schemas.openxmlformats.org/drawingml/2006/picture">
+                <pic:pic xmlns:pic="http://schemas.openxmlformats.org/drawingml/2006/picture">
+                  <pic:nvPicPr>
+                    <pic:cNvPr id="575035661" name=""/>
+                    <pic:cNvPicPr/>
+                  </pic:nvPicPr>
+                  <pic:blipFill>
+                    <a:blip r:embed="rId10"/>
+                    <a:stretch>
+                      <a:fillRect/>
+                    </a:stretch>
+                  </pic:blipFill>
+                  <pic:spPr>
+                    <a:xfrm>
+                      <a:off x="0" y="0"/>
+                      <a:ext cx="5731510" cy="1760855"/>
+                    </a:xfrm>
+                    <a:prstGeom prst="rect">
+                      <a:avLst/>
+                    </a:prstGeom>
+                  </pic:spPr>
+                </pic:pic>
+              </a:graphicData>
+            </a:graphic>
+          </wp:inline>
+        </w:drawing>
+      </w:r>
+    </w:p>
+    <w:p>
+      <w:r>
+        <w:t xml:space="preserve">Name is now displaying in the </w:t>
+      </w:r>
+      <w:proofErr w:type="gramStart"/>
+      <w:r>
+        <w:t>console.log(</w:t>
+      </w:r>
+      <w:proofErr w:type="gramEnd"/>
+      <w:r>
+        <w:t>)</w:t>
+      </w:r>
+    </w:p>
+    <w:p>
+      <w:r>
+        <w:rPr>
+          <w:noProof/>
+        </w:rPr>
+        <w:lastRenderedPageBreak/>
+        <w:drawing>
+          <wp:inline distT="0" distB="0" distL="0" distR="0" wp14:anchorId="23533DE9" wp14:editId="7F93B1C8">
+            <wp:extent cx="5731510" cy="2945765"/>
+            <wp:effectExtent l="0" t="0" r="2540" b="6985"/>
+            <wp:docPr id="966038496" name="Picture 1"/>
+            <wp:cNvGraphicFramePr>
+              <a:graphicFrameLocks xmlns:a="http://schemas.openxmlformats.org/drawingml/2006/main" noChangeAspect="1"/>
+            </wp:cNvGraphicFramePr>
+            <a:graphic xmlns:a="http://schemas.openxmlformats.org/drawingml/2006/main">
+              <a:graphicData uri="http://schemas.openxmlformats.org/drawingml/2006/picture">
+                <pic:pic xmlns:pic="http://schemas.openxmlformats.org/drawingml/2006/picture">
+                  <pic:nvPicPr>
+                    <pic:cNvPr id="966038496" name=""/>
+                    <pic:cNvPicPr/>
+                  </pic:nvPicPr>
+                  <pic:blipFill>
+                    <a:blip r:embed="rId11"/>
+                    <a:stretch>
+                      <a:fillRect/>
+                    </a:stretch>
+                  </pic:blipFill>
+                  <pic:spPr>
+                    <a:xfrm>
+                      <a:off x="0" y="0"/>
+                      <a:ext cx="5731510" cy="2945765"/>
+                    </a:xfrm>
+                    <a:prstGeom prst="rect">
+                      <a:avLst/>
+                    </a:prstGeom>
+                  </pic:spPr>
+                </pic:pic>
+              </a:graphicData>
+            </a:graphic>
+          </wp:inline>
+        </w:drawing>
+      </w:r>
+    </w:p>
+    <w:p/>
+    <w:p>
+      <w:r>
+        <w:t xml:space="preserve">Adding functionality for the Priority check to see what levels are being requested by the user via </w:t>
+      </w:r>
+      <w:proofErr w:type="gramStart"/>
+      <w:r>
+        <w:t>console.log(</w:t>
+      </w:r>
+      <w:proofErr w:type="gramEnd"/>
+      <w:r>
+        <w:t>)</w:t>
+      </w:r>
+    </w:p>
+    <w:p>
+      <w:r>
+        <w:rPr>
+          <w:noProof/>
+        </w:rPr>
+        <w:drawing>
+          <wp:inline distT="0" distB="0" distL="0" distR="0" wp14:anchorId="75D6C36F" wp14:editId="3BC1F75E">
+            <wp:extent cx="5731510" cy="2663825"/>
+            <wp:effectExtent l="0" t="0" r="2540" b="3175"/>
+            <wp:docPr id="438709397" name="Picture 1"/>
+            <wp:cNvGraphicFramePr>
+              <a:graphicFrameLocks xmlns:a="http://schemas.openxmlformats.org/drawingml/2006/main" noChangeAspect="1"/>
+            </wp:cNvGraphicFramePr>
+            <a:graphic xmlns:a="http://schemas.openxmlformats.org/drawingml/2006/main">
+              <a:graphicData uri="http://schemas.openxmlformats.org/drawingml/2006/picture">
+                <pic:pic xmlns:pic="http://schemas.openxmlformats.org/drawingml/2006/picture">
+                  <pic:nvPicPr>
+                    <pic:cNvPr id="438709397" name=""/>
+                    <pic:cNvPicPr/>
+                  </pic:nvPicPr>
+                  <pic:blipFill>
+                    <a:blip r:embed="rId12"/>
+                    <a:stretch>
+                      <a:fillRect/>
+                    </a:stretch>
+                  </pic:blipFill>
+                  <pic:spPr>
+                    <a:xfrm>
+                      <a:off x="0" y="0"/>
+                      <a:ext cx="5731510" cy="2663825"/>
+                    </a:xfrm>
+                    <a:prstGeom prst="rect">
+                      <a:avLst/>
+                    </a:prstGeom>
+                  </pic:spPr>
+                </pic:pic>
+              </a:graphicData>
+            </a:graphic>
+          </wp:inline>
+        </w:drawing>
+      </w:r>
+    </w:p>
+    <w:p>
+      <w:r>
+        <w:rPr>
+          <w:noProof/>
+        </w:rPr>
+        <w:drawing>
+          <wp:inline distT="0" distB="0" distL="0" distR="0" wp14:anchorId="7F7DFC28" wp14:editId="6331CFFB">
+            <wp:extent cx="5731510" cy="1619250"/>
+            <wp:effectExtent l="0" t="0" r="2540" b="0"/>
+            <wp:docPr id="106896921" name="Picture 1"/>
+            <wp:cNvGraphicFramePr>
+              <a:graphicFrameLocks xmlns:a="http://schemas.openxmlformats.org/drawingml/2006/main" noChangeAspect="1"/>
+            </wp:cNvGraphicFramePr>
+            <a:graphic xmlns:a="http://schemas.openxmlformats.org/drawingml/2006/main">
+              <a:graphicData uri="http://schemas.openxmlformats.org/drawingml/2006/picture">
+                <pic:pic xmlns:pic="http://schemas.openxmlformats.org/drawingml/2006/picture">
+                  <pic:nvPicPr>
+                    <pic:cNvPr id="106896921" name=""/>
+                    <pic:cNvPicPr/>
+                  </pic:nvPicPr>
+                  <pic:blipFill>
+                    <a:blip r:embed="rId13"/>
+                    <a:stretch>
+                      <a:fillRect/>
+                    </a:stretch>
+                  </pic:blipFill>
+                  <pic:spPr>
+                    <a:xfrm>
+                      <a:off x="0" y="0"/>
+                      <a:ext cx="5731510" cy="1619250"/>
+                    </a:xfrm>
+                    <a:prstGeom prst="rect">
+                      <a:avLst/>
+                    </a:prstGeom>
+                  </pic:spPr>
+                </pic:pic>
+              </a:graphicData>
+            </a:graphic>
+          </wp:inline>
+        </w:drawing>
+      </w:r>
+    </w:p>
+    <w:p/>
+    <w:p>
+      <w:r>
+        <w:lastRenderedPageBreak/>
+        <w:t xml:space="preserve">Tested however got an error: </w:t>
+      </w:r>
+    </w:p>
+    <w:p>
+      <w:r>
+        <w:rPr>
+          <w:noProof/>
+        </w:rPr>
+        <w:drawing>
+          <wp:inline distT="0" distB="0" distL="0" distR="0" wp14:anchorId="20146E77" wp14:editId="26B6EB1B">
+            <wp:extent cx="5731510" cy="2259330"/>
+            <wp:effectExtent l="0" t="0" r="2540" b="7620"/>
+            <wp:docPr id="885057259" name="Picture 1"/>
+            <wp:cNvGraphicFramePr>
+              <a:graphicFrameLocks xmlns:a="http://schemas.openxmlformats.org/drawingml/2006/main" noChangeAspect="1"/>
+            </wp:cNvGraphicFramePr>
+            <a:graphic xmlns:a="http://schemas.openxmlformats.org/drawingml/2006/main">
+              <a:graphicData uri="http://schemas.openxmlformats.org/drawingml/2006/picture">
+                <pic:pic xmlns:pic="http://schemas.openxmlformats.org/drawingml/2006/picture">
+                  <pic:nvPicPr>
+                    <pic:cNvPr id="885057259" name=""/>
+                    <pic:cNvPicPr/>
+                  </pic:nvPicPr>
+                  <pic:blipFill>
+                    <a:blip r:embed="rId14"/>
+                    <a:stretch>
+                      <a:fillRect/>
+                    </a:stretch>
+                  </pic:blipFill>
+                  <pic:spPr>
+                    <a:xfrm>
+                      <a:off x="0" y="0"/>
+                      <a:ext cx="5731510" cy="2259330"/>
+                    </a:xfrm>
+                    <a:prstGeom prst="rect">
+                      <a:avLst/>
+                    </a:prstGeom>
+                  </pic:spPr>
+                </pic:pic>
+              </a:graphicData>
+            </a:graphic>
+          </wp:inline>
+        </w:drawing>
+      </w:r>
+    </w:p>
     <w:sectPr>
       <w:pgSz w:w="11906" w:h="16838"/>
       <w:pgMar w:top="1440" w:right="1440" w:bottom="1440" w:left="1440" w:header="708" w:footer="708" w:gutter="0"/>
@@ -301,7 +551,7 @@
 </file>
 
 <file path=word/numbering.xml><?xml version="1.0" encoding="utf-8"?>
-<w:numbering xmlns:wpc="http://schemas.microsoft.com/office/word/2010/wordprocessingCanvas" xmlns:cx="http://schemas.microsoft.com/office/drawing/2014/chartex" xmlns:cx1="http://schemas.microsoft.com/office/drawing/2015/9/8/chartex" xmlns:cx2="http://schemas.microsoft.com/office/drawing/2015/10/21/chartex" xmlns:cx3="http://schemas.microsoft.com/office/drawing/2016/5/9/chartex" xmlns:cx4="http://schemas.microsoft.com/office/drawing/2016/5/10/chartex" xmlns:cx5="http://schemas.microsoft.com/office/drawing/2016/5/11/chartex" xmlns:cx6="http://schemas.microsoft.com/office/drawing/2016/5/12/chartex" xmlns:cx7="http://schemas.microsoft.com/office/drawing/2016/5/13/chartex" xmlns:cx8="http://schemas.microsoft.com/office/drawing/2016/5/14/chartex" xmlns:mc="http://schemas.openxmlformats.org/markup-compatibility/2006" xmlns:aink="http://schemas.microsoft.com/office/drawing/2016/ink" xmlns:am3d="http://schemas.microsoft.com/office/drawing/2017/model3d" xmlns:o="urn:schemas-microsoft-com:office:office" xmlns:oel="http://schemas.microsoft.com/office/2019/extlst" xmlns:r="http://schemas.openxmlformats.org/officeDocument/2006/relationships" xmlns:m="http://schemas.openxmlformats.org/officeDocument/2006/math" xmlns:v="urn:schemas-microsoft-com:vml" xmlns:wp14="http://schemas.microsoft.com/office/word/2010/wordprocessingDrawing" xmlns:wp="http://schemas.openxmlformats.org/drawingml/2006/wordprocessingDrawing" xmlns:w10="urn:schemas-microsoft-com:office:word" xmlns:w="http://schemas.openxmlformats.org/wordprocessingml/2006/main" xmlns:w14="http://schemas.microsoft.com/office/word/2010/wordml" xmlns:w15="http://schemas.microsoft.com/office/word/2012/wordml" xmlns:w16cex="http://schemas.microsoft.com/office/word/2018/wordml/cex" xmlns:w16cid="http://schemas.microsoft.com/office/word/2016/wordml/cid" xmlns:w16="http://schemas.microsoft.com/office/word/2018/wordml" xmlns:w16du="http://schemas.microsoft.com/office/word/2023/wordml/word16du" xmlns:w16sdtdh="http://schemas.microsoft.com/office/word/2020/wordml/sdtdatahash" xmlns:w16sdtfl="http://schemas.microsoft.com/office/word/2024/wordml/sdtformatlock" xmlns:w16se="http://schemas.microsoft.com/office/word/2015/wordml/symex" xmlns:wpg="http://schemas.microsoft.com/office/word/2010/wordprocessingGroup" xmlns:wpi="http://schemas.microsoft.com/office/word/2010/wordprocessingInk" xmlns:wne="http://schemas.microsoft.com/office/word/2006/wordml" xmlns:wps="http://schemas.microsoft.com/office/word/2010/wordprocessingShape" mc:Ignorable="w14 w15 w16se w16cid w16 w16cex w16sdtdh w16sdtfl w16du wp14">
+<w:numbering xmlns:wpc="http://schemas.microsoft.com/office/word/2010/wordprocessingCanvas" xmlns:cx="http://schemas.microsoft.com/office/drawing/2014/chartex" xmlns:cx1="http://schemas.microsoft.com/office/drawing/2015/9/8/chartex" xmlns:cx2="http://schemas.microsoft.com/office/drawing/2015/10/21/chartex" xmlns:cx3="http://schemas.microsoft.com/office/drawing/2016/5/9/chartex" xmlns:cx4="http://schemas.microsoft.com/office/drawing/2016/5/10/chartex" xmlns:cx5="http://schemas.microsoft.com/office/drawing/2016/5/11/chartex" xmlns:cx6="http://schemas.microsoft.com/office/drawing/2016/5/12/chartex" xmlns:cx7="http://schemas.microsoft.com/office/drawing/2016/5/13/chartex" xmlns:cx8="http://schemas.microsoft.com/office/drawing/2016/5/14/chartex" xmlns:mc="http://schemas.openxmlformats.org/markup-compatibility/2006" xmlns:aink="http://schemas.microsoft.com/office/drawing/2016/ink" xmlns:am3d="http://schemas.microsoft.com/office/drawing/2017/model3d" xmlns:o="urn:schemas-microsoft-com:office:office" xmlns:oel="http://schemas.microsoft.com/office/2019/extlst" xmlns:r="http://schemas.openxmlformats.org/officeDocument/2006/relationships" xmlns:m="http://schemas.openxmlformats.org/officeDocument/2006/math" xmlns:v="urn:schemas-microsoft-com:vml" xmlns:wp14="http://schemas.microsoft.com/office/word/2010/wordprocessingDrawing" xmlns:wp="http://schemas.openxmlformats.org/drawingml/2006/wordprocessingDrawing" xmlns:w10="urn:schemas-microsoft-com:office:word" xmlns:w="http://schemas.openxmlformats.org/wordprocessingml/2006/main" xmlns:w14="http://schemas.microsoft.com/office/word/2010/wordml" xmlns:w15="http://schemas.microsoft.com/office/word/2012/wordml" xmlns:w16cei="http://schemas.microsoft.com/office/word/2026/wordml/cei" xmlns:w16cex="http://schemas.microsoft.com/office/word/2018/wordml/cex" xmlns:w16cid="http://schemas.microsoft.com/office/word/2016/wordml/cid" xmlns:w16="http://schemas.microsoft.com/office/word/2018/wordml" xmlns:w16du="http://schemas.microsoft.com/office/word/2023/wordml/word16du" xmlns:w16sdtdh="http://schemas.microsoft.com/office/word/2020/wordml/sdtdatahash" xmlns:w16sdtfl="http://schemas.microsoft.com/office/word/2024/wordml/sdtformatlock" xmlns:w16se="http://schemas.microsoft.com/office/word/2015/wordml/symex" xmlns:wpg="http://schemas.microsoft.com/office/word/2010/wordprocessingGroup" xmlns:wpi="http://schemas.microsoft.com/office/word/2010/wordprocessingInk" xmlns:wne="http://schemas.microsoft.com/office/word/2006/wordml" xmlns:wps="http://schemas.microsoft.com/office/word/2010/wordprocessingShape" mc:Ignorable="w14 w15 w16se w16cid w16 w16cex w16sdtdh w16sdtfl w16du wp14">
   <w:abstractNum w:abstractNumId="0" w15:restartNumberingAfterBreak="0">
     <w:nsid w:val="66D43331"/>
     <w:multiLevelType w:val="hybridMultilevel"/>

--- a/PM-04/pm04-final-project/evidence/JavaScriptValidation.docx
+++ b/PM-04/pm04-final-project/evidence/JavaScriptValidation.docx
@@ -52,15 +52,7 @@
     <w:p/>
     <w:p>
       <w:r>
-        <w:t xml:space="preserve">Added function logic to stop a page refreshing after submit button is pressed, and added variables to my JS to allow to capture data into an array and set </w:t>
-      </w:r>
-      <w:proofErr w:type="spellStart"/>
-      <w:r>
-        <w:t>const</w:t>
-      </w:r>
-      <w:proofErr w:type="spellEnd"/>
-      <w:r>
-        <w:t xml:space="preserve"> variables</w:t>
+        <w:t>Added function logic to stop a page refreshing after submit button is pressed, and added variables to my JS to allow to capture data into an array and set const variables</w:t>
       </w:r>
     </w:p>
     <w:p>
@@ -236,15 +228,7 @@
         </w:numPr>
       </w:pPr>
       <w:r>
-        <w:t xml:space="preserve">After clicking the OK button, the Request output shows however I have </w:t>
-      </w:r>
-      <w:proofErr w:type="gramStart"/>
-      <w:r>
-        <w:t>a</w:t>
-      </w:r>
-      <w:proofErr w:type="gramEnd"/>
-      <w:r>
-        <w:t xml:space="preserve"> undefined error coming from my JS in my console log</w:t>
+        <w:t>After clicking the OK button, the Request output shows however I have a undefined error coming from my JS in my console log</w:t>
       </w:r>
     </w:p>
     <w:p>
@@ -339,15 +323,7 @@
     </w:p>
     <w:p>
       <w:r>
-        <w:t xml:space="preserve">Name is now displaying in the </w:t>
-      </w:r>
-      <w:proofErr w:type="gramStart"/>
-      <w:r>
-        <w:t>console.log(</w:t>
-      </w:r>
-      <w:proofErr w:type="gramEnd"/>
-      <w:r>
-        <w:t>)</w:t>
+        <w:t>Name is now displaying in the console.log()</w:t>
       </w:r>
     </w:p>
     <w:p>
@@ -396,15 +372,7 @@
     <w:p/>
     <w:p>
       <w:r>
-        <w:t xml:space="preserve">Adding functionality for the Priority check to see what levels are being requested by the user via </w:t>
-      </w:r>
-      <w:proofErr w:type="gramStart"/>
-      <w:r>
-        <w:t>console.log(</w:t>
-      </w:r>
-      <w:proofErr w:type="gramEnd"/>
-      <w:r>
-        <w:t>)</w:t>
+        <w:t>Adding functionality for the Priority check to see what levels are being requested by the user via console.log()</w:t>
       </w:r>
     </w:p>
     <w:p>
@@ -538,6 +506,196 @@
             </a:graphic>
           </wp:inline>
         </w:drawing>
+      </w:r>
+    </w:p>
+    <w:p>
+      <w:r>
+        <w:t>Making changes to the JS file I now have a new error</w:t>
+      </w:r>
+    </w:p>
+    <w:p>
+      <w:r>
+        <w:rPr>
+          <w:noProof/>
+        </w:rPr>
+        <w:drawing>
+          <wp:inline distT="0" distB="0" distL="0" distR="0" wp14:anchorId="35B48F39" wp14:editId="459F8437">
+            <wp:extent cx="5731510" cy="739140"/>
+            <wp:effectExtent l="0" t="0" r="2540" b="3810"/>
+            <wp:docPr id="1321540637" name="Picture 1"/>
+            <wp:cNvGraphicFramePr>
+              <a:graphicFrameLocks xmlns:a="http://schemas.openxmlformats.org/drawingml/2006/main" noChangeAspect="1"/>
+            </wp:cNvGraphicFramePr>
+            <a:graphic xmlns:a="http://schemas.openxmlformats.org/drawingml/2006/main">
+              <a:graphicData uri="http://schemas.openxmlformats.org/drawingml/2006/picture">
+                <pic:pic xmlns:pic="http://schemas.openxmlformats.org/drawingml/2006/picture">
+                  <pic:nvPicPr>
+                    <pic:cNvPr id="1321540637" name=""/>
+                    <pic:cNvPicPr/>
+                  </pic:nvPicPr>
+                  <pic:blipFill>
+                    <a:blip r:embed="rId15"/>
+                    <a:stretch>
+                      <a:fillRect/>
+                    </a:stretch>
+                  </pic:blipFill>
+                  <pic:spPr>
+                    <a:xfrm>
+                      <a:off x="0" y="0"/>
+                      <a:ext cx="5731510" cy="739140"/>
+                    </a:xfrm>
+                    <a:prstGeom prst="rect">
+                      <a:avLst/>
+                    </a:prstGeom>
+                  </pic:spPr>
+                </pic:pic>
+              </a:graphicData>
+            </a:graphic>
+          </wp:inline>
+        </w:drawing>
+      </w:r>
+    </w:p>
+    <w:p/>
+    <w:p>
+      <w:r>
+        <w:rPr>
+          <w:noProof/>
+        </w:rPr>
+        <w:drawing>
+          <wp:inline distT="0" distB="0" distL="0" distR="0" wp14:anchorId="0B8DC4E8" wp14:editId="1DDC7A74">
+            <wp:extent cx="5731510" cy="1647190"/>
+            <wp:effectExtent l="0" t="0" r="2540" b="0"/>
+            <wp:docPr id="1077654915" name="Picture 1"/>
+            <wp:cNvGraphicFramePr>
+              <a:graphicFrameLocks xmlns:a="http://schemas.openxmlformats.org/drawingml/2006/main" noChangeAspect="1"/>
+            </wp:cNvGraphicFramePr>
+            <a:graphic xmlns:a="http://schemas.openxmlformats.org/drawingml/2006/main">
+              <a:graphicData uri="http://schemas.openxmlformats.org/drawingml/2006/picture">
+                <pic:pic xmlns:pic="http://schemas.openxmlformats.org/drawingml/2006/picture">
+                  <pic:nvPicPr>
+                    <pic:cNvPr id="1077654915" name=""/>
+                    <pic:cNvPicPr/>
+                  </pic:nvPicPr>
+                  <pic:blipFill>
+                    <a:blip r:embed="rId16"/>
+                    <a:stretch>
+                      <a:fillRect/>
+                    </a:stretch>
+                  </pic:blipFill>
+                  <pic:spPr>
+                    <a:xfrm>
+                      <a:off x="0" y="0"/>
+                      <a:ext cx="5731510" cy="1647190"/>
+                    </a:xfrm>
+                    <a:prstGeom prst="rect">
+                      <a:avLst/>
+                    </a:prstGeom>
+                  </pic:spPr>
+                </pic:pic>
+              </a:graphicData>
+            </a:graphic>
+          </wp:inline>
+        </w:drawing>
+      </w:r>
+    </w:p>
+    <w:p>
+      <w:r>
+        <w:t>And I believe this would cause the error.</w:t>
+      </w:r>
+    </w:p>
+    <w:p>
+      <w:r>
+        <w:t>Changed the else if to a string without trying pass in any parameters</w:t>
+      </w:r>
+    </w:p>
+    <w:p>
+      <w:r>
+        <w:rPr>
+          <w:noProof/>
+        </w:rPr>
+        <w:drawing>
+          <wp:inline distT="0" distB="0" distL="0" distR="0" wp14:anchorId="4C436C85" wp14:editId="7E82FC8E">
+            <wp:extent cx="5731510" cy="1788795"/>
+            <wp:effectExtent l="0" t="0" r="2540" b="1905"/>
+            <wp:docPr id="1346180450" name="Picture 1"/>
+            <wp:cNvGraphicFramePr>
+              <a:graphicFrameLocks xmlns:a="http://schemas.openxmlformats.org/drawingml/2006/main" noChangeAspect="1"/>
+            </wp:cNvGraphicFramePr>
+            <a:graphic xmlns:a="http://schemas.openxmlformats.org/drawingml/2006/main">
+              <a:graphicData uri="http://schemas.openxmlformats.org/drawingml/2006/picture">
+                <pic:pic xmlns:pic="http://schemas.openxmlformats.org/drawingml/2006/picture">
+                  <pic:nvPicPr>
+                    <pic:cNvPr id="1346180450" name=""/>
+                    <pic:cNvPicPr/>
+                  </pic:nvPicPr>
+                  <pic:blipFill>
+                    <a:blip r:embed="rId17"/>
+                    <a:stretch>
+                      <a:fillRect/>
+                    </a:stretch>
+                  </pic:blipFill>
+                  <pic:spPr>
+                    <a:xfrm>
+                      <a:off x="0" y="0"/>
+                      <a:ext cx="5731510" cy="1788795"/>
+                    </a:xfrm>
+                    <a:prstGeom prst="rect">
+                      <a:avLst/>
+                    </a:prstGeom>
+                  </pic:spPr>
+                </pic:pic>
+              </a:graphicData>
+            </a:graphic>
+          </wp:inline>
+        </w:drawing>
+      </w:r>
+    </w:p>
+    <w:p/>
+    <w:p>
+      <w:r>
+        <w:rPr>
+          <w:noProof/>
+        </w:rPr>
+        <w:lastRenderedPageBreak/>
+        <w:drawing>
+          <wp:inline distT="0" distB="0" distL="0" distR="0" wp14:anchorId="6F6EC0AB" wp14:editId="6DAC5040">
+            <wp:extent cx="5731510" cy="2983230"/>
+            <wp:effectExtent l="0" t="0" r="2540" b="7620"/>
+            <wp:docPr id="210977316" name="Picture 1"/>
+            <wp:cNvGraphicFramePr>
+              <a:graphicFrameLocks xmlns:a="http://schemas.openxmlformats.org/drawingml/2006/main" noChangeAspect="1"/>
+            </wp:cNvGraphicFramePr>
+            <a:graphic xmlns:a="http://schemas.openxmlformats.org/drawingml/2006/main">
+              <a:graphicData uri="http://schemas.openxmlformats.org/drawingml/2006/picture">
+                <pic:pic xmlns:pic="http://schemas.openxmlformats.org/drawingml/2006/picture">
+                  <pic:nvPicPr>
+                    <pic:cNvPr id="210977316" name=""/>
+                    <pic:cNvPicPr/>
+                  </pic:nvPicPr>
+                  <pic:blipFill>
+                    <a:blip r:embed="rId18"/>
+                    <a:stretch>
+                      <a:fillRect/>
+                    </a:stretch>
+                  </pic:blipFill>
+                  <pic:spPr>
+                    <a:xfrm>
+                      <a:off x="0" y="0"/>
+                      <a:ext cx="5731510" cy="2983230"/>
+                    </a:xfrm>
+                    <a:prstGeom prst="rect">
+                      <a:avLst/>
+                    </a:prstGeom>
+                  </pic:spPr>
+                </pic:pic>
+              </a:graphicData>
+            </a:graphic>
+          </wp:inline>
+        </w:drawing>
+      </w:r>
+      <w:r>
+        <w:br/>
+        <w:t>It appears that the if statement is missed and it goes straight to the final console.log</w:t>
       </w:r>
     </w:p>
     <w:sectPr>

--- a/PM-04/pm04-final-project/evidence/JavaScriptValidation.docx
+++ b/PM-04/pm04-final-project/evidence/JavaScriptValidation.docx
@@ -52,7 +52,15 @@
     <w:p/>
     <w:p>
       <w:r>
-        <w:t>Added function logic to stop a page refreshing after submit button is pressed, and added variables to my JS to allow to capture data into an array and set const variables</w:t>
+        <w:t xml:space="preserve">Added function logic to stop a page refreshing after submit button is pressed, and added variables to my JS to allow to capture data into an array and set </w:t>
+      </w:r>
+      <w:proofErr w:type="spellStart"/>
+      <w:r>
+        <w:t>const</w:t>
+      </w:r>
+      <w:proofErr w:type="spellEnd"/>
+      <w:r>
+        <w:t xml:space="preserve"> variables</w:t>
       </w:r>
     </w:p>
     <w:p>
@@ -228,7 +236,13 @@
         </w:numPr>
       </w:pPr>
       <w:r>
-        <w:t>After clicking the OK button, the Request output shows however I have a undefined error coming from my JS in my console log</w:t>
+        <w:t xml:space="preserve">After clicking the OK button, the Request output shows however I have </w:t>
+      </w:r>
+      <w:r>
+        <w:t>an</w:t>
+      </w:r>
+      <w:r>
+        <w:t xml:space="preserve"> undefined error coming from my JS in my console log</w:t>
       </w:r>
     </w:p>
     <w:p>
@@ -323,7 +337,13 @@
     </w:p>
     <w:p>
       <w:r>
-        <w:t>Name is now displaying in the console.log()</w:t>
+        <w:t xml:space="preserve">Name is now displaying in the </w:t>
+      </w:r>
+      <w:r>
+        <w:t>console.log (</w:t>
+      </w:r>
+      <w:r>
+        <w:t>)</w:t>
       </w:r>
     </w:p>
     <w:p>
@@ -372,7 +392,13 @@
     <w:p/>
     <w:p>
       <w:r>
-        <w:t>Adding functionality for the Priority check to see what levels are being requested by the user via console.log()</w:t>
+        <w:t xml:space="preserve">Adding functionality for the Priority check to see what levels are being requested by the user via </w:t>
+      </w:r>
+      <w:r>
+        <w:t>console.log (</w:t>
+      </w:r>
+      <w:r>
+        <w:t>)</w:t>
       </w:r>
     </w:p>
     <w:p>
@@ -696,6 +722,297 @@
       <w:r>
         <w:br/>
         <w:t>It appears that the if statement is missed and it goes straight to the final console.log</w:t>
+      </w:r>
+    </w:p>
+    <w:p>
+      <w:r>
+        <w:t>Updated JS to cater for all priority levels in an IF statement:</w:t>
+      </w:r>
+    </w:p>
+    <w:p>
+      <w:r>
+        <w:rPr>
+          <w:noProof/>
+        </w:rPr>
+        <w:drawing>
+          <wp:inline distT="0" distB="0" distL="0" distR="0" wp14:anchorId="35716ECB" wp14:editId="126DA900">
+            <wp:extent cx="5731510" cy="2016760"/>
+            <wp:effectExtent l="0" t="0" r="2540" b="2540"/>
+            <wp:docPr id="1874927132" name="Picture 1"/>
+            <wp:cNvGraphicFramePr>
+              <a:graphicFrameLocks xmlns:a="http://schemas.openxmlformats.org/drawingml/2006/main" noChangeAspect="1"/>
+            </wp:cNvGraphicFramePr>
+            <a:graphic xmlns:a="http://schemas.openxmlformats.org/drawingml/2006/main">
+              <a:graphicData uri="http://schemas.openxmlformats.org/drawingml/2006/picture">
+                <pic:pic xmlns:pic="http://schemas.openxmlformats.org/drawingml/2006/picture">
+                  <pic:nvPicPr>
+                    <pic:cNvPr id="1874927132" name=""/>
+                    <pic:cNvPicPr/>
+                  </pic:nvPicPr>
+                  <pic:blipFill>
+                    <a:blip r:embed="rId19"/>
+                    <a:stretch>
+                      <a:fillRect/>
+                    </a:stretch>
+                  </pic:blipFill>
+                  <pic:spPr>
+                    <a:xfrm>
+                      <a:off x="0" y="0"/>
+                      <a:ext cx="5731510" cy="2016760"/>
+                    </a:xfrm>
+                    <a:prstGeom prst="rect">
+                      <a:avLst/>
+                    </a:prstGeom>
+                  </pic:spPr>
+                </pic:pic>
+              </a:graphicData>
+            </a:graphic>
+          </wp:inline>
+        </w:drawing>
+      </w:r>
+    </w:p>
+    <w:p>
+      <w:r>
+        <w:t>Also added a form reset function to clear data in form after submit is clicked</w:t>
+      </w:r>
+    </w:p>
+    <w:p>
+      <w:r>
+        <w:rPr>
+          <w:noProof/>
+        </w:rPr>
+        <w:drawing>
+          <wp:inline distT="0" distB="0" distL="0" distR="0" wp14:anchorId="591F22B1" wp14:editId="70097502">
+            <wp:extent cx="5731510" cy="1506220"/>
+            <wp:effectExtent l="0" t="0" r="2540" b="0"/>
+            <wp:docPr id="1954043492" name="Picture 1"/>
+            <wp:cNvGraphicFramePr>
+              <a:graphicFrameLocks xmlns:a="http://schemas.openxmlformats.org/drawingml/2006/main" noChangeAspect="1"/>
+            </wp:cNvGraphicFramePr>
+            <a:graphic xmlns:a="http://schemas.openxmlformats.org/drawingml/2006/main">
+              <a:graphicData uri="http://schemas.openxmlformats.org/drawingml/2006/picture">
+                <pic:pic xmlns:pic="http://schemas.openxmlformats.org/drawingml/2006/picture">
+                  <pic:nvPicPr>
+                    <pic:cNvPr id="1954043492" name=""/>
+                    <pic:cNvPicPr/>
+                  </pic:nvPicPr>
+                  <pic:blipFill>
+                    <a:blip r:embed="rId20"/>
+                    <a:stretch>
+                      <a:fillRect/>
+                    </a:stretch>
+                  </pic:blipFill>
+                  <pic:spPr>
+                    <a:xfrm>
+                      <a:off x="0" y="0"/>
+                      <a:ext cx="5731510" cy="1506220"/>
+                    </a:xfrm>
+                    <a:prstGeom prst="rect">
+                      <a:avLst/>
+                    </a:prstGeom>
+                  </pic:spPr>
+                </pic:pic>
+              </a:graphicData>
+            </a:graphic>
+          </wp:inline>
+        </w:drawing>
+      </w:r>
+    </w:p>
+    <w:p/>
+    <w:p>
+      <w:r>
+        <w:t>Test:</w:t>
+      </w:r>
+    </w:p>
+    <w:p>
+      <w:r>
+        <w:t xml:space="preserve">HTML loads and user </w:t>
+      </w:r>
+      <w:r>
+        <w:t>put</w:t>
+      </w:r>
+      <w:r>
+        <w:t xml:space="preserve"> in the needed details:</w:t>
+      </w:r>
+    </w:p>
+    <w:p>
+      <w:r>
+        <w:rPr>
+          <w:noProof/>
+        </w:rPr>
+        <w:lastRenderedPageBreak/>
+        <w:drawing>
+          <wp:inline distT="0" distB="0" distL="0" distR="0" wp14:anchorId="3F05F997" wp14:editId="186B37B6">
+            <wp:extent cx="5731510" cy="3005455"/>
+            <wp:effectExtent l="0" t="0" r="2540" b="4445"/>
+            <wp:docPr id="644623888" name="Picture 1"/>
+            <wp:cNvGraphicFramePr>
+              <a:graphicFrameLocks xmlns:a="http://schemas.openxmlformats.org/drawingml/2006/main" noChangeAspect="1"/>
+            </wp:cNvGraphicFramePr>
+            <a:graphic xmlns:a="http://schemas.openxmlformats.org/drawingml/2006/main">
+              <a:graphicData uri="http://schemas.openxmlformats.org/drawingml/2006/picture">
+                <pic:pic xmlns:pic="http://schemas.openxmlformats.org/drawingml/2006/picture">
+                  <pic:nvPicPr>
+                    <pic:cNvPr id="644623888" name=""/>
+                    <pic:cNvPicPr/>
+                  </pic:nvPicPr>
+                  <pic:blipFill>
+                    <a:blip r:embed="rId21"/>
+                    <a:stretch>
+                      <a:fillRect/>
+                    </a:stretch>
+                  </pic:blipFill>
+                  <pic:spPr>
+                    <a:xfrm>
+                      <a:off x="0" y="0"/>
+                      <a:ext cx="5731510" cy="3005455"/>
+                    </a:xfrm>
+                    <a:prstGeom prst="rect">
+                      <a:avLst/>
+                    </a:prstGeom>
+                  </pic:spPr>
+                </pic:pic>
+              </a:graphicData>
+            </a:graphic>
+          </wp:inline>
+        </w:drawing>
+      </w:r>
+    </w:p>
+    <w:p>
+      <w:r>
+        <w:t xml:space="preserve">User clicks submit and a </w:t>
+      </w:r>
+      <w:r>
+        <w:t>pop-up</w:t>
+      </w:r>
+      <w:r>
+        <w:t xml:space="preserve"> displays </w:t>
+      </w:r>
+      <w:r>
+        <w:t>as well</w:t>
+      </w:r>
+      <w:r>
+        <w:t xml:space="preserve"> as the console log updates: </w:t>
+      </w:r>
+      <w:r>
+        <w:rPr>
+          <w:noProof/>
+        </w:rPr>
+        <w:drawing>
+          <wp:inline distT="0" distB="0" distL="0" distR="0" wp14:anchorId="6C7BEA67" wp14:editId="31CD0D5E">
+            <wp:extent cx="5731510" cy="3188335"/>
+            <wp:effectExtent l="0" t="0" r="2540" b="0"/>
+            <wp:docPr id="942595248" name="Picture 1"/>
+            <wp:cNvGraphicFramePr>
+              <a:graphicFrameLocks xmlns:a="http://schemas.openxmlformats.org/drawingml/2006/main" noChangeAspect="1"/>
+            </wp:cNvGraphicFramePr>
+            <a:graphic xmlns:a="http://schemas.openxmlformats.org/drawingml/2006/main">
+              <a:graphicData uri="http://schemas.openxmlformats.org/drawingml/2006/picture">
+                <pic:pic xmlns:pic="http://schemas.openxmlformats.org/drawingml/2006/picture">
+                  <pic:nvPicPr>
+                    <pic:cNvPr id="942595248" name=""/>
+                    <pic:cNvPicPr/>
+                  </pic:nvPicPr>
+                  <pic:blipFill>
+                    <a:blip r:embed="rId22"/>
+                    <a:stretch>
+                      <a:fillRect/>
+                    </a:stretch>
+                  </pic:blipFill>
+                  <pic:spPr>
+                    <a:xfrm>
+                      <a:off x="0" y="0"/>
+                      <a:ext cx="5731510" cy="3188335"/>
+                    </a:xfrm>
+                    <a:prstGeom prst="rect">
+                      <a:avLst/>
+                    </a:prstGeom>
+                  </pic:spPr>
+                </pic:pic>
+              </a:graphicData>
+            </a:graphic>
+          </wp:inline>
+        </w:drawing>
+      </w:r>
+    </w:p>
+    <w:p>
+      <w:r>
+        <w:t xml:space="preserve">After clicking OK, </w:t>
+      </w:r>
+      <w:r>
+        <w:t>your</w:t>
+      </w:r>
+      <w:r>
+        <w:t xml:space="preserve"> request Priority is displayed, </w:t>
+      </w:r>
+      <w:r>
+        <w:t>your</w:t>
+      </w:r>
+      <w:r>
+        <w:t xml:space="preserve"> request summary gets displayed and any historical requests are displayed. Additionally, the console log displays </w:t>
+      </w:r>
+      <w:r>
+        <w:t xml:space="preserve">the requester name, indicates that the listing function is called </w:t>
+      </w:r>
+      <w:r>
+        <w:t>and</w:t>
+      </w:r>
+      <w:r>
+        <w:t xml:space="preserve"> displays the priority level</w:t>
+      </w:r>
+      <w:r>
+        <w:t xml:space="preserve"> and the form inputted data gets </w:t>
+      </w:r>
+      <w:proofErr w:type="spellStart"/>
+      <w:r>
+        <w:t>reset</w:t>
+      </w:r>
+      <w:r>
+        <w:t>b</w:t>
+      </w:r>
+      <w:proofErr w:type="spellEnd"/>
+    </w:p>
+    <w:p>
+      <w:r>
+        <w:rPr>
+          <w:noProof/>
+        </w:rPr>
+        <w:lastRenderedPageBreak/>
+        <w:drawing>
+          <wp:inline distT="0" distB="0" distL="0" distR="0" wp14:anchorId="5684901B" wp14:editId="44A06B27">
+            <wp:extent cx="5731510" cy="3860800"/>
+            <wp:effectExtent l="0" t="0" r="2540" b="6350"/>
+            <wp:docPr id="1970689216" name="Picture 1"/>
+            <wp:cNvGraphicFramePr>
+              <a:graphicFrameLocks xmlns:a="http://schemas.openxmlformats.org/drawingml/2006/main" noChangeAspect="1"/>
+            </wp:cNvGraphicFramePr>
+            <a:graphic xmlns:a="http://schemas.openxmlformats.org/drawingml/2006/main">
+              <a:graphicData uri="http://schemas.openxmlformats.org/drawingml/2006/picture">
+                <pic:pic xmlns:pic="http://schemas.openxmlformats.org/drawingml/2006/picture">
+                  <pic:nvPicPr>
+                    <pic:cNvPr id="1970689216" name=""/>
+                    <pic:cNvPicPr/>
+                  </pic:nvPicPr>
+                  <pic:blipFill>
+                    <a:blip r:embed="rId23"/>
+                    <a:stretch>
+                      <a:fillRect/>
+                    </a:stretch>
+                  </pic:blipFill>
+                  <pic:spPr>
+                    <a:xfrm>
+                      <a:off x="0" y="0"/>
+                      <a:ext cx="5731510" cy="3860800"/>
+                    </a:xfrm>
+                    <a:prstGeom prst="rect">
+                      <a:avLst/>
+                    </a:prstGeom>
+                  </pic:spPr>
+                </pic:pic>
+              </a:graphicData>
+            </a:graphic>
+          </wp:inline>
+        </w:drawing>
       </w:r>
     </w:p>
     <w:sectPr>

--- a/PM-04/pm04-final-project/evidence/JavaScriptValidation.docx
+++ b/PM-04/pm04-final-project/evidence/JavaScriptValidation.docx
@@ -52,15 +52,7 @@
     <w:p/>
     <w:p>
       <w:r>
-        <w:t xml:space="preserve">Added function logic to stop a page refreshing after submit button is pressed, and added variables to my JS to allow to capture data into an array and set </w:t>
-      </w:r>
-      <w:proofErr w:type="spellStart"/>
-      <w:r>
-        <w:t>const</w:t>
-      </w:r>
-      <w:proofErr w:type="spellEnd"/>
-      <w:r>
-        <w:t xml:space="preserve"> variables</w:t>
+        <w:t>Added function logic to stop a page refreshing after submit button is pressed, and added variables to my JS to allow to capture data into an array and set const variables</w:t>
       </w:r>
     </w:p>
     <w:p>
@@ -961,16 +953,11 @@
         <w:t xml:space="preserve"> displays the priority level</w:t>
       </w:r>
       <w:r>
-        <w:t xml:space="preserve"> and the form inputted data gets </w:t>
-      </w:r>
-      <w:proofErr w:type="spellStart"/>
-      <w:r>
-        <w:t>reset</w:t>
+        <w:t xml:space="preserve"> and the form inputted data gets reset</w:t>
       </w:r>
       <w:r>
         <w:t>b</w:t>
       </w:r>
-      <w:proofErr w:type="spellEnd"/>
     </w:p>
     <w:p>
       <w:r>
@@ -1013,6 +1000,110 @@
             </a:graphic>
           </wp:inline>
         </w:drawing>
+      </w:r>
+    </w:p>
+    <w:p>
+      <w:r>
+        <w:t>Found some errors with the submit button:</w:t>
+      </w:r>
+    </w:p>
+    <w:p>
+      <w:r>
+        <w:t>If the user does not put in any of the required fields the alert still pops up</w:t>
+      </w:r>
+    </w:p>
+    <w:p>
+      <w:r>
+        <w:rPr>
+          <w:noProof/>
+        </w:rPr>
+        <w:drawing>
+          <wp:inline distT="0" distB="0" distL="0" distR="0" wp14:anchorId="0A9A2736" wp14:editId="03CEEA09">
+            <wp:extent cx="5731510" cy="3006090"/>
+            <wp:effectExtent l="0" t="0" r="2540" b="3810"/>
+            <wp:docPr id="1259420655" name="Picture 1"/>
+            <wp:cNvGraphicFramePr>
+              <a:graphicFrameLocks xmlns:a="http://schemas.openxmlformats.org/drawingml/2006/main" noChangeAspect="1"/>
+            </wp:cNvGraphicFramePr>
+            <a:graphic xmlns:a="http://schemas.openxmlformats.org/drawingml/2006/main">
+              <a:graphicData uri="http://schemas.openxmlformats.org/drawingml/2006/picture">
+                <pic:pic xmlns:pic="http://schemas.openxmlformats.org/drawingml/2006/picture">
+                  <pic:nvPicPr>
+                    <pic:cNvPr id="1259420655" name=""/>
+                    <pic:cNvPicPr/>
+                  </pic:nvPicPr>
+                  <pic:blipFill>
+                    <a:blip r:embed="rId24"/>
+                    <a:stretch>
+                      <a:fillRect/>
+                    </a:stretch>
+                  </pic:blipFill>
+                  <pic:spPr>
+                    <a:xfrm>
+                      <a:off x="0" y="0"/>
+                      <a:ext cx="5731510" cy="3006090"/>
+                    </a:xfrm>
+                    <a:prstGeom prst="rect">
+                      <a:avLst/>
+                    </a:prstGeom>
+                  </pic:spPr>
+                </pic:pic>
+              </a:graphicData>
+            </a:graphic>
+          </wp:inline>
+        </w:drawing>
+      </w:r>
+    </w:p>
+    <w:p>
+      <w:r>
+        <w:rPr>
+          <w:noProof/>
+        </w:rPr>
+        <w:lastRenderedPageBreak/>
+        <w:drawing>
+          <wp:inline distT="0" distB="0" distL="0" distR="0" wp14:anchorId="66F1016D" wp14:editId="286BF115">
+            <wp:extent cx="5731510" cy="6854825"/>
+            <wp:effectExtent l="0" t="0" r="2540" b="3175"/>
+            <wp:docPr id="2113794666" name="Picture 1"/>
+            <wp:cNvGraphicFramePr>
+              <a:graphicFrameLocks xmlns:a="http://schemas.openxmlformats.org/drawingml/2006/main" noChangeAspect="1"/>
+            </wp:cNvGraphicFramePr>
+            <a:graphic xmlns:a="http://schemas.openxmlformats.org/drawingml/2006/main">
+              <a:graphicData uri="http://schemas.openxmlformats.org/drawingml/2006/picture">
+                <pic:pic xmlns:pic="http://schemas.openxmlformats.org/drawingml/2006/picture">
+                  <pic:nvPicPr>
+                    <pic:cNvPr id="2113794666" name=""/>
+                    <pic:cNvPicPr/>
+                  </pic:nvPicPr>
+                  <pic:blipFill>
+                    <a:blip r:embed="rId25"/>
+                    <a:stretch>
+                      <a:fillRect/>
+                    </a:stretch>
+                  </pic:blipFill>
+                  <pic:spPr>
+                    <a:xfrm>
+                      <a:off x="0" y="0"/>
+                      <a:ext cx="5731510" cy="6854825"/>
+                    </a:xfrm>
+                    <a:prstGeom prst="rect">
+                      <a:avLst/>
+                    </a:prstGeom>
+                  </pic:spPr>
+                </pic:pic>
+              </a:graphicData>
+            </a:graphic>
+          </wp:inline>
+        </w:drawing>
+      </w:r>
+    </w:p>
+    <w:p/>
+    <w:p>
+      <w:r>
+        <w:t xml:space="preserve">Will need to do a check on each required field if it is not filled in , then rather have the submit button disabled </w:t>
+      </w:r>
+      <w:r>
+        <w:t>or highlight which fields needs to be filled in</w:t>
       </w:r>
     </w:p>
     <w:sectPr>

--- a/PM-04/pm04-final-project/evidence/JavaScriptValidation.docx
+++ b/PM-04/pm04-final-project/evidence/JavaScriptValidation.docx
@@ -1100,10 +1100,153 @@
     <w:p/>
     <w:p>
       <w:r>
-        <w:t xml:space="preserve">Will need to do a check on each required field if it is not filled in , then rather have the submit button disabled </w:t>
+        <w:t xml:space="preserve">Will need to do a check on each required field if it is not filled in, then rather have the submit button disabled </w:t>
       </w:r>
       <w:r>
         <w:t>or highlight which fields needs to be filled in</w:t>
+      </w:r>
+    </w:p>
+    <w:p>
+      <w:r>
+        <w:t>---------------------------------------------------------------------------------------------------------</w:t>
+      </w:r>
+    </w:p>
+    <w:p>
+      <w:r>
+        <w:t>Updated my html , css and js file to disable the submit button and also check for validation that all fields are filled in before enabling the button:</w:t>
+      </w:r>
+    </w:p>
+    <w:p>
+      <w:r>
+        <w:rPr>
+          <w:noProof/>
+        </w:rPr>
+        <w:lastRenderedPageBreak/>
+        <w:drawing>
+          <wp:inline distT="0" distB="0" distL="0" distR="0" wp14:anchorId="4A021464" wp14:editId="6713CA9B">
+            <wp:extent cx="5731510" cy="3129280"/>
+            <wp:effectExtent l="0" t="0" r="2540" b="0"/>
+            <wp:docPr id="564274850" name="Picture 1"/>
+            <wp:cNvGraphicFramePr>
+              <a:graphicFrameLocks xmlns:a="http://schemas.openxmlformats.org/drawingml/2006/main" noChangeAspect="1"/>
+            </wp:cNvGraphicFramePr>
+            <a:graphic xmlns:a="http://schemas.openxmlformats.org/drawingml/2006/main">
+              <a:graphicData uri="http://schemas.openxmlformats.org/drawingml/2006/picture">
+                <pic:pic xmlns:pic="http://schemas.openxmlformats.org/drawingml/2006/picture">
+                  <pic:nvPicPr>
+                    <pic:cNvPr id="564274850" name=""/>
+                    <pic:cNvPicPr/>
+                  </pic:nvPicPr>
+                  <pic:blipFill>
+                    <a:blip r:embed="rId26"/>
+                    <a:stretch>
+                      <a:fillRect/>
+                    </a:stretch>
+                  </pic:blipFill>
+                  <pic:spPr>
+                    <a:xfrm>
+                      <a:off x="0" y="0"/>
+                      <a:ext cx="5731510" cy="3129280"/>
+                    </a:xfrm>
+                    <a:prstGeom prst="rect">
+                      <a:avLst/>
+                    </a:prstGeom>
+                  </pic:spPr>
+                </pic:pic>
+              </a:graphicData>
+            </a:graphic>
+          </wp:inline>
+        </w:drawing>
+      </w:r>
+    </w:p>
+    <w:p>
+      <w:r>
+        <w:rPr>
+          <w:noProof/>
+        </w:rPr>
+        <w:drawing>
+          <wp:inline distT="0" distB="0" distL="0" distR="0" wp14:anchorId="4FB9F4C0" wp14:editId="36ECE377">
+            <wp:extent cx="5731510" cy="3047365"/>
+            <wp:effectExtent l="0" t="0" r="2540" b="635"/>
+            <wp:docPr id="1234465353" name="Picture 1"/>
+            <wp:cNvGraphicFramePr>
+              <a:graphicFrameLocks xmlns:a="http://schemas.openxmlformats.org/drawingml/2006/main" noChangeAspect="1"/>
+            </wp:cNvGraphicFramePr>
+            <a:graphic xmlns:a="http://schemas.openxmlformats.org/drawingml/2006/main">
+              <a:graphicData uri="http://schemas.openxmlformats.org/drawingml/2006/picture">
+                <pic:pic xmlns:pic="http://schemas.openxmlformats.org/drawingml/2006/picture">
+                  <pic:nvPicPr>
+                    <pic:cNvPr id="1234465353" name=""/>
+                    <pic:cNvPicPr/>
+                  </pic:nvPicPr>
+                  <pic:blipFill>
+                    <a:blip r:embed="rId27"/>
+                    <a:stretch>
+                      <a:fillRect/>
+                    </a:stretch>
+                  </pic:blipFill>
+                  <pic:spPr>
+                    <a:xfrm>
+                      <a:off x="0" y="0"/>
+                      <a:ext cx="5731510" cy="3047365"/>
+                    </a:xfrm>
+                    <a:prstGeom prst="rect">
+                      <a:avLst/>
+                    </a:prstGeom>
+                  </pic:spPr>
+                </pic:pic>
+              </a:graphicData>
+            </a:graphic>
+          </wp:inline>
+        </w:drawing>
+      </w:r>
+    </w:p>
+    <w:p>
+      <w:r>
+        <w:t>Once user submits the form resets and the button is disabled once more</w:t>
+      </w:r>
+    </w:p>
+    <w:p>
+      <w:r>
+        <w:rPr>
+          <w:noProof/>
+        </w:rPr>
+        <w:lastRenderedPageBreak/>
+        <w:drawing>
+          <wp:inline distT="0" distB="0" distL="0" distR="0" wp14:anchorId="245CE1E4" wp14:editId="4062DEB8">
+            <wp:extent cx="5731510" cy="3609975"/>
+            <wp:effectExtent l="0" t="0" r="2540" b="9525"/>
+            <wp:docPr id="993424415" name="Picture 1"/>
+            <wp:cNvGraphicFramePr>
+              <a:graphicFrameLocks xmlns:a="http://schemas.openxmlformats.org/drawingml/2006/main" noChangeAspect="1"/>
+            </wp:cNvGraphicFramePr>
+            <a:graphic xmlns:a="http://schemas.openxmlformats.org/drawingml/2006/main">
+              <a:graphicData uri="http://schemas.openxmlformats.org/drawingml/2006/picture">
+                <pic:pic xmlns:pic="http://schemas.openxmlformats.org/drawingml/2006/picture">
+                  <pic:nvPicPr>
+                    <pic:cNvPr id="993424415" name=""/>
+                    <pic:cNvPicPr/>
+                  </pic:nvPicPr>
+                  <pic:blipFill>
+                    <a:blip r:embed="rId28"/>
+                    <a:stretch>
+                      <a:fillRect/>
+                    </a:stretch>
+                  </pic:blipFill>
+                  <pic:spPr>
+                    <a:xfrm>
+                      <a:off x="0" y="0"/>
+                      <a:ext cx="5731510" cy="3609975"/>
+                    </a:xfrm>
+                    <a:prstGeom prst="rect">
+                      <a:avLst/>
+                    </a:prstGeom>
+                  </pic:spPr>
+                </pic:pic>
+              </a:graphicData>
+            </a:graphic>
+          </wp:inline>
+        </w:drawing>
       </w:r>
     </w:p>
     <w:sectPr>

--- a/PM-04/pm04-final-project/evidence/JavaScriptValidation.docx
+++ b/PM-04/pm04-final-project/evidence/JavaScriptValidation.docx
@@ -52,7 +52,15 @@
     <w:p/>
     <w:p>
       <w:r>
-        <w:t>Added function logic to stop a page refreshing after submit button is pressed, and added variables to my JS to allow to capture data into an array and set const variables</w:t>
+        <w:t xml:space="preserve">Added function logic to stop a page refreshing after submit button is pressed, and added variables to my JS to allow to capture data into an array and set </w:t>
+      </w:r>
+      <w:proofErr w:type="spellStart"/>
+      <w:r>
+        <w:t>const</w:t>
+      </w:r>
+      <w:proofErr w:type="spellEnd"/>
+      <w:r>
+        <w:t xml:space="preserve"> variables</w:t>
       </w:r>
     </w:p>
     <w:p>
@@ -765,7 +773,15 @@
     </w:p>
     <w:p>
       <w:r>
-        <w:t>Also added a form reset function to clear data in form after submit is clicked</w:t>
+        <w:t xml:space="preserve">Also added a form reset function to clear data in form after </w:t>
+      </w:r>
+      <w:proofErr w:type="gramStart"/>
+      <w:r>
+        <w:t>submit</w:t>
+      </w:r>
+      <w:proofErr w:type="gramEnd"/>
+      <w:r>
+        <w:t xml:space="preserve"> is clicked</w:t>
       </w:r>
     </w:p>
     <w:p>
@@ -875,10 +891,10 @@
         <w:t xml:space="preserve">User clicks submit and a </w:t>
       </w:r>
       <w:r>
-        <w:t>pop-up</w:t>
-      </w:r>
-      <w:r>
-        <w:t xml:space="preserve"> displays </w:t>
+        <w:t>pop-up display</w:t>
+      </w:r>
+      <w:r>
+        <w:t xml:space="preserve"> </w:t>
       </w:r>
       <w:r>
         <w:t>as well</w:t>
@@ -954,9 +970,6 @@
       </w:r>
       <w:r>
         <w:t xml:space="preserve"> and the form inputted data gets reset</w:t>
-      </w:r>
-      <w:r>
-        <w:t>b</w:t>
       </w:r>
     </w:p>
     <w:p>
@@ -1113,7 +1126,39 @@
     </w:p>
     <w:p>
       <w:r>
-        <w:t>Updated my html , css and js file to disable the submit button and also check for validation that all fields are filled in before enabling the button:</w:t>
+        <w:t xml:space="preserve">Updated my </w:t>
+      </w:r>
+      <w:proofErr w:type="gramStart"/>
+      <w:r>
+        <w:t>html ,</w:t>
+      </w:r>
+      <w:proofErr w:type="gramEnd"/>
+      <w:r>
+        <w:t xml:space="preserve"> </w:t>
+      </w:r>
+      <w:proofErr w:type="spellStart"/>
+      <w:r>
+        <w:t>css</w:t>
+      </w:r>
+      <w:proofErr w:type="spellEnd"/>
+      <w:r>
+        <w:t xml:space="preserve"> and </w:t>
+      </w:r>
+      <w:proofErr w:type="spellStart"/>
+      <w:r>
+        <w:t>js</w:t>
+      </w:r>
+      <w:proofErr w:type="spellEnd"/>
+      <w:r>
+        <w:t xml:space="preserve"> file to disable the submit button </w:t>
+      </w:r>
+      <w:proofErr w:type="gramStart"/>
+      <w:r>
+        <w:t>and also</w:t>
+      </w:r>
+      <w:proofErr w:type="gramEnd"/>
+      <w:r>
+        <w:t xml:space="preserve"> check for validation that all fields are filled in before enabling the button:</w:t>
       </w:r>
     </w:p>
     <w:p>
@@ -1237,6 +1282,228 @@
                     <a:xfrm>
                       <a:off x="0" y="0"/>
                       <a:ext cx="5731510" cy="3609975"/>
+                    </a:xfrm>
+                    <a:prstGeom prst="rect">
+                      <a:avLst/>
+                    </a:prstGeom>
+                  </pic:spPr>
+                </pic:pic>
+              </a:graphicData>
+            </a:graphic>
+          </wp:inline>
+        </w:drawing>
+      </w:r>
+    </w:p>
+    <w:p>
+      <w:r>
+        <w:t xml:space="preserve">Added priority level </w:t>
+      </w:r>
+      <w:proofErr w:type="spellStart"/>
+      <w:r>
+        <w:t>colors</w:t>
+      </w:r>
+      <w:proofErr w:type="spellEnd"/>
+      <w:r>
+        <w:t xml:space="preserve"> to the </w:t>
+      </w:r>
+      <w:proofErr w:type="spellStart"/>
+      <w:r>
+        <w:t>css</w:t>
+      </w:r>
+      <w:proofErr w:type="spellEnd"/>
+      <w:r>
+        <w:t xml:space="preserve"> file, I did this by adding a class for the priority level and calling that class in my </w:t>
+      </w:r>
+      <w:proofErr w:type="spellStart"/>
+      <w:r>
+        <w:t>css</w:t>
+      </w:r>
+      <w:proofErr w:type="spellEnd"/>
+      <w:r>
+        <w:t xml:space="preserve"> file</w:t>
+      </w:r>
+    </w:p>
+    <w:p>
+      <w:r>
+        <w:rPr>
+          <w:noProof/>
+        </w:rPr>
+        <w:drawing>
+          <wp:inline distT="0" distB="0" distL="0" distR="0" wp14:anchorId="26873216" wp14:editId="2B994C16">
+            <wp:extent cx="5114925" cy="638175"/>
+            <wp:effectExtent l="0" t="0" r="9525" b="9525"/>
+            <wp:docPr id="1704991665" name="Picture 1"/>
+            <wp:cNvGraphicFramePr>
+              <a:graphicFrameLocks xmlns:a="http://schemas.openxmlformats.org/drawingml/2006/main" noChangeAspect="1"/>
+            </wp:cNvGraphicFramePr>
+            <a:graphic xmlns:a="http://schemas.openxmlformats.org/drawingml/2006/main">
+              <a:graphicData uri="http://schemas.openxmlformats.org/drawingml/2006/picture">
+                <pic:pic xmlns:pic="http://schemas.openxmlformats.org/drawingml/2006/picture">
+                  <pic:nvPicPr>
+                    <pic:cNvPr id="1704991665" name=""/>
+                    <pic:cNvPicPr/>
+                  </pic:nvPicPr>
+                  <pic:blipFill>
+                    <a:blip r:embed="rId29"/>
+                    <a:stretch>
+                      <a:fillRect/>
+                    </a:stretch>
+                  </pic:blipFill>
+                  <pic:spPr>
+                    <a:xfrm>
+                      <a:off x="0" y="0"/>
+                      <a:ext cx="5114925" cy="638175"/>
+                    </a:xfrm>
+                    <a:prstGeom prst="rect">
+                      <a:avLst/>
+                    </a:prstGeom>
+                  </pic:spPr>
+                </pic:pic>
+              </a:graphicData>
+            </a:graphic>
+          </wp:inline>
+        </w:drawing>
+      </w:r>
+    </w:p>
+    <w:p>
+      <w:r>
+        <w:t>Also am logging this out to the console to see for debugging purposes</w:t>
+      </w:r>
+    </w:p>
+    <w:p>
+      <w:r>
+        <w:rPr>
+          <w:noProof/>
+        </w:rPr>
+        <w:drawing>
+          <wp:inline distT="0" distB="0" distL="0" distR="0" wp14:anchorId="4CDB2649" wp14:editId="1BE6ED98">
+            <wp:extent cx="5731510" cy="2631440"/>
+            <wp:effectExtent l="0" t="0" r="2540" b="0"/>
+            <wp:docPr id="1078453384" name="Picture 1"/>
+            <wp:cNvGraphicFramePr>
+              <a:graphicFrameLocks xmlns:a="http://schemas.openxmlformats.org/drawingml/2006/main" noChangeAspect="1"/>
+            </wp:cNvGraphicFramePr>
+            <a:graphic xmlns:a="http://schemas.openxmlformats.org/drawingml/2006/main">
+              <a:graphicData uri="http://schemas.openxmlformats.org/drawingml/2006/picture">
+                <pic:pic xmlns:pic="http://schemas.openxmlformats.org/drawingml/2006/picture">
+                  <pic:nvPicPr>
+                    <pic:cNvPr id="1078453384" name=""/>
+                    <pic:cNvPicPr/>
+                  </pic:nvPicPr>
+                  <pic:blipFill>
+                    <a:blip r:embed="rId30"/>
+                    <a:stretch>
+                      <a:fillRect/>
+                    </a:stretch>
+                  </pic:blipFill>
+                  <pic:spPr>
+                    <a:xfrm>
+                      <a:off x="0" y="0"/>
+                      <a:ext cx="5731510" cy="2631440"/>
+                    </a:xfrm>
+                    <a:prstGeom prst="rect">
+                      <a:avLst/>
+                    </a:prstGeom>
+                  </pic:spPr>
+                </pic:pic>
+              </a:graphicData>
+            </a:graphic>
+          </wp:inline>
+        </w:drawing>
+      </w:r>
+    </w:p>
+    <w:p>
+      <w:r>
+        <w:t xml:space="preserve">CSS has been added for the </w:t>
+      </w:r>
+      <w:proofErr w:type="spellStart"/>
+      <w:r>
+        <w:t>colors</w:t>
+      </w:r>
+      <w:proofErr w:type="spellEnd"/>
+      <w:r>
+        <w:t xml:space="preserve"> to display</w:t>
+      </w:r>
+    </w:p>
+    <w:p>
+      <w:r>
+        <w:rPr>
+          <w:noProof/>
+        </w:rPr>
+        <w:lastRenderedPageBreak/>
+        <w:drawing>
+          <wp:inline distT="0" distB="0" distL="0" distR="0" wp14:anchorId="26418C91" wp14:editId="0D74B67A">
+            <wp:extent cx="5731510" cy="7689215"/>
+            <wp:effectExtent l="0" t="0" r="2540" b="6985"/>
+            <wp:docPr id="595915541" name="Picture 1"/>
+            <wp:cNvGraphicFramePr>
+              <a:graphicFrameLocks xmlns:a="http://schemas.openxmlformats.org/drawingml/2006/main" noChangeAspect="1"/>
+            </wp:cNvGraphicFramePr>
+            <a:graphic xmlns:a="http://schemas.openxmlformats.org/drawingml/2006/main">
+              <a:graphicData uri="http://schemas.openxmlformats.org/drawingml/2006/picture">
+                <pic:pic xmlns:pic="http://schemas.openxmlformats.org/drawingml/2006/picture">
+                  <pic:nvPicPr>
+                    <pic:cNvPr id="595915541" name=""/>
+                    <pic:cNvPicPr/>
+                  </pic:nvPicPr>
+                  <pic:blipFill>
+                    <a:blip r:embed="rId31"/>
+                    <a:stretch>
+                      <a:fillRect/>
+                    </a:stretch>
+                  </pic:blipFill>
+                  <pic:spPr>
+                    <a:xfrm>
+                      <a:off x="0" y="0"/>
+                      <a:ext cx="5731510" cy="7689215"/>
+                    </a:xfrm>
+                    <a:prstGeom prst="rect">
+                      <a:avLst/>
+                    </a:prstGeom>
+                  </pic:spPr>
+                </pic:pic>
+              </a:graphicData>
+            </a:graphic>
+          </wp:inline>
+        </w:drawing>
+      </w:r>
+    </w:p>
+    <w:p>
+      <w:r>
+        <w:t>Here are the console outputs:</w:t>
+      </w:r>
+    </w:p>
+    <w:p>
+      <w:r>
+        <w:rPr>
+          <w:noProof/>
+        </w:rPr>
+        <w:lastRenderedPageBreak/>
+        <w:drawing>
+          <wp:inline distT="0" distB="0" distL="0" distR="0" wp14:anchorId="44A2FD73" wp14:editId="3BE1F21B">
+            <wp:extent cx="5295900" cy="7858125"/>
+            <wp:effectExtent l="0" t="0" r="0" b="9525"/>
+            <wp:docPr id="842390932" name="Picture 1"/>
+            <wp:cNvGraphicFramePr>
+              <a:graphicFrameLocks xmlns:a="http://schemas.openxmlformats.org/drawingml/2006/main" noChangeAspect="1"/>
+            </wp:cNvGraphicFramePr>
+            <a:graphic xmlns:a="http://schemas.openxmlformats.org/drawingml/2006/main">
+              <a:graphicData uri="http://schemas.openxmlformats.org/drawingml/2006/picture">
+                <pic:pic xmlns:pic="http://schemas.openxmlformats.org/drawingml/2006/picture">
+                  <pic:nvPicPr>
+                    <pic:cNvPr id="842390932" name=""/>
+                    <pic:cNvPicPr/>
+                  </pic:nvPicPr>
+                  <pic:blipFill>
+                    <a:blip r:embed="rId32"/>
+                    <a:stretch>
+                      <a:fillRect/>
+                    </a:stretch>
+                  </pic:blipFill>
+                  <pic:spPr>
+                    <a:xfrm>
+                      <a:off x="0" y="0"/>
+                      <a:ext cx="5295900" cy="7858125"/>
                     </a:xfrm>
                     <a:prstGeom prst="rect">
                       <a:avLst/>
